--- a/sections_docs/related_works.docx
+++ b/sections_docs/related_works.docx
@@ -2,7 +2,7 @@
 <file path=word/document.xml><?xml version="1.0" encoding="utf-8"?>
 <w:document xmlns:w="http://schemas.openxmlformats.org/wordprocessingml/2006/main" xmlns:m="http://schemas.openxmlformats.org/officeDocument/2006/math" xmlns:r="http://schemas.openxmlformats.org/officeDocument/2006/relationships" xmlns:o="urn:schemas-microsoft-com:office:office" xmlns:v="urn:schemas-microsoft-com:vml" xmlns:w10="urn:schemas-microsoft-com:office:word" xmlns:a="http://schemas.openxmlformats.org/drawingml/2006/main" xmlns:pic="http://schemas.openxmlformats.org/drawingml/2006/picture" xmlns:wp="http://schemas.openxmlformats.org/drawingml/2006/wordprocessingDrawing">
   <w:body>
-    <w:bookmarkStart w:id="100" w:name="related-works"/>
+    <w:bookmarkStart w:id="96" w:name="related-works"/>
     <w:p>
       <w:pPr>
         <w:pStyle w:val="Heading1"/>
@@ -19,7 +19,7 @@
       <w:r>
         <w:drawing>
           <wp:inline>
-            <wp:extent cx="5334000" cy="3009313"/>
+            <wp:extent cx="5334000" cy="3017170"/>
             <wp:effectExtent b="0" l="0" r="0" t="0"/>
             <wp:docPr descr="" title="" id="21" name="Picture"/>
             <a:graphic>
@@ -40,7 +40,7 @@
                   <pic:spPr bwMode="auto">
                     <a:xfrm>
                       <a:off x="0" y="0"/>
-                      <a:ext cx="5334000" cy="3009313"/>
+                      <a:ext cx="5334000" cy="3017170"/>
                     </a:xfrm>
                     <a:prstGeom prst="rect">
                       <a:avLst/>
@@ -82,16 +82,25 @@
         <w:pStyle w:val="FirstParagraph"/>
       </w:pPr>
       <w:r>
-        <w:t xml:space="preserve">Non-parametric routing optimization keeps the underlying model weights frozen while using feedback from task executions to persistently update an external state that affects subsequent routing decisions. Experience and memory updates accumulate feedback into reusable metadata, memories, procedures, or workflows that influence subsequent routing, but they can undo previous improvements regressing performance</w:t>
-      </w:r>
-      <w:r>
-        <w:t xml:space="preserve"> </w:t>
-      </w:r>
-      <w:r>
-        <w:t xml:space="preserve">(Z. Z. Wang, Mao, et al. 2025; Z. Z. Wang, Gandhi, et al. 2025; Xiao et al. 2025; Ouyang et al. 2026; Mi et al. 2026)</w:t>
-      </w:r>
-      <w:r>
-        <w:t xml:space="preserve">. Gated updates limit regressions by discarding updates that regress performance based on surrogate objectives or rollback criteria, but these approaches do not directly minimize router error over seen tasks</w:t>
+        <w:t xml:space="preserve">Non-parametric routing optimization updates external routing state from task feedback while keeping model weights fixed. Experience-based methods revise memories and procedures, but revisions can undo earlier improvements</w:t>
+      </w:r>
+      <w:r>
+        <w:t xml:space="preserve"> </w:t>
+      </w:r>
+      <w:r>
+        <w:t xml:space="preserve">(Z. Z. Wang et al. 2025; Ouyang et al. 2026; Guo et al. 2024)</w:t>
+      </w:r>
+      <w:r>
+        <w:t xml:space="preserve">. Structural methods evolve skill relationships, but graph expansions can introduce many irrelevant skills, reducing precision or exceeding context limits</w:t>
+      </w:r>
+      <w:r>
+        <w:t xml:space="preserve"> </w:t>
+      </w:r>
+      <w:r>
+        <w:t xml:space="preserve">(Z. Zhang et al. 2025; Bai et al. 2026)</w:t>
+      </w:r>
+      <w:r>
+        <w:t xml:space="preserve">. Gated updates limit regressions through surrogate objectives or rollback criteria but don’t directly minimizing routing error on seen tasks</w:t>
       </w:r>
       <w:r>
         <w:t xml:space="preserve"> </w:t>
@@ -100,7 +109,7 @@
         <w:t xml:space="preserve">(Mi et al. 2026; Shi, Yuan, and Liu 2026)</w:t>
       </w:r>
       <w:r>
-        <w:t xml:space="preserve">. JTPRO contains a criterion for selecting updates on sampled training minibatches and held-out validation performance, but it does not work in an online setting because it lacks a mechanism for bounding accumulated tasks</w:t>
+        <w:t xml:space="preserve">. Similar to our approach, JTPRO evaluates candidates on sampled training minibatches and held-out validation but does not provide bounded experience management for online adaptation</w:t>
       </w:r>
       <w:r>
         <w:t xml:space="preserve"> </w:t>
@@ -109,16 +118,7 @@
         <w:t xml:space="preserve">(Ghoshal et al. 2026)</w:t>
       </w:r>
       <w:r>
-        <w:t xml:space="preserve">. Graph and other structural updates improve routing by persistently modifying relationships among skills, such as dependencies, similarities, prerequisites, or hierarchical connections, allowing the routing structure itself to evolve</w:t>
-      </w:r>
-      <w:r>
-        <w:t xml:space="preserve"> </w:t>
-      </w:r>
-      <w:r>
-        <w:t xml:space="preserve">(B. Zheng et al. 2025; G. Zhang et al. 2025; Z. Zhang et al. 2025; Shi, Yuan, and Liu 2026; Bai et al. 2026)</w:t>
-      </w:r>
-      <w:r>
-        <w:t xml:space="preserve">. However, expansion of skills with many connections can load many irrelevant skills significantly decreasing routing precision or even exceeding context limit. Overall, non-parametric approaches make routing adaptations explicit as natural language, but they require mechanisms for controlling regressions and management of accumulated experience. RouterBSI addresses these challenges by selecting candidate updates that minimize routing error over bounded replay of seen tasks. Our approach ensures non-increasing empirical error on the retained replay set while bounding replay evaluation cost.</w:t>
+        <w:t xml:space="preserve">. Retaining earlier routing corrections while bounding experience and evaluation costs remains a challenge. RouterBSI ensures non-decreasing empirical error on the retained set while bounding replay evaluation costs. A held-out gate additionally rejects updates that regress validation performance.</w:t>
       </w:r>
     </w:p>
     <w:bookmarkEnd w:id="24"/>
@@ -136,24 +136,16 @@
         <w:pStyle w:val="FirstParagraph"/>
       </w:pPr>
       <w:r>
-        <w:t xml:space="preserve">Parametric routing optimization improves future skill-selection decisions by updating learned model parameters from supervision, preferences, or execution feedback.</w:t>
-      </w:r>
-    </w:p>
-    <w:p>
-      <w:pPr>
-        <w:pStyle w:val="BodyText"/>
-      </w:pPr>
-      <w:r>
-        <w:t xml:space="preserve">Parametric routing optimization improves future skill-selection decisions by updating learned model parameters from supervision, preferences, or execution feedback. Learned retrievers and rerankers train scoring functions to estimate relevance, compatibility, or expected utility between tasks and candidate skills, improving discrimination beyond fixed similarity measures but requiring labeled or feedback-derived training data</w:t>
-      </w:r>
-      <w:r>
-        <w:t xml:space="preserve"> </w:t>
-      </w:r>
-      <w:r>
-        <w:t xml:space="preserve">(Qin et al. 2024; Y. Zheng et al. 2026; Z. Wang et al. 2026; Y. Li et al. 2026; H. Zhou et al. 2026)</w:t>
-      </w:r>
-      <w:r>
-        <w:t xml:space="preserve">. Trained direct invocation and generative selection embeds the routing decision within a learned model that directly predicts, generates, or decides whether to invoke a capability, providing an end-to-end selection mechanism while keeping its applicability criteria implicit within model parameters</w:t>
+        <w:t xml:space="preserve">Parametric routing optimization updates model weights using supervision, preferences, or execution feedback. Learned retrievers and rerankers score relevance or utility of skill for task</w:t>
+      </w:r>
+      <w:r>
+        <w:t xml:space="preserve"> </w:t>
+      </w:r>
+      <w:r>
+        <w:t xml:space="preserve">(Qin et al. 2024; Zheng et al. 2026; Z. Wang et al. 2026; Y. Li et al. 2026; H. Zhou et al. 2026)</w:t>
+      </w:r>
+      <w:r>
+        <w:t xml:space="preserve">, while direct selectors predict which capability to invoke or whether invocation is needed</w:t>
       </w:r>
       <w:r>
         <w:t xml:space="preserve"> </w:t>
@@ -162,7 +154,7 @@
         <w:t xml:space="preserve">(R. Wang et al. 2025; Qian et al. 2025; C. Chen et al. 2026)</w:t>
       </w:r>
       <w:r>
-        <w:t xml:space="preserve">. RL-trained sequential routing policies optimize skill selection from downstream rewards over multi-step interaction, allowing routing behavior to adapt to execution outcomes but introducing additional training cost, reward-design requirements, and policy-update complexity</w:t>
+        <w:t xml:space="preserve">. Reinforcement-learning policies optimize skill routing from downstream rewards</w:t>
       </w:r>
       <w:r>
         <w:t xml:space="preserve"> </w:t>
@@ -171,11 +163,11 @@
         <w:t xml:space="preserve">(J. Wang et al. 2026; P. Xia et al. 2026; H. Zhang et al. 2026; Huang et al. 2026; Wu et al. 2026)</w:t>
       </w:r>
       <w:r>
-        <w:t xml:space="preserve">. Thus, parametric approaches can learn sophisticated routing behavior from experience, but they generally require large training data. Additionally, improvements are encoded in model weights making it difficult for humans to revise or inspect the learned routing criteria. Our approach uses natural-language applicability predicates which require much less data and are inspectable and editable by humans.</w:t>
+        <w:t xml:space="preserve">. These approaches require large training data and encode routing criteria implicitly in model weights. RouterBSI keeps the model fixed and refines natural-language applicability predicates that humans can inspect and edit.</w:t>
       </w:r>
     </w:p>
     <w:bookmarkEnd w:id="25"/>
-    <w:bookmarkStart w:id="99" w:name="Xfc1845dcb2260cf8cd930b570b97fb4dd3e5f2e"/>
+    <w:bookmarkStart w:id="95" w:name="Xfc1845dcb2260cf8cd930b570b97fb4dd3e5f2e"/>
     <w:p>
       <w:pPr>
         <w:pStyle w:val="Heading2"/>
@@ -189,16 +181,16 @@
         <w:pStyle w:val="FirstParagraph"/>
       </w:pPr>
       <w:r>
-        <w:t xml:space="preserve">Fixed routing approaches use predefined retrieval, organization, or inference-time decision mechanisms without optimizing the routing mechanism from task-specific feedback. Static similarity and case-based retrieval selects candidates according to semantic similarity, lexical relevance, or similarity to previously observed cases; while efficient and simple, the matching criterion remains unchanged when routing errors occur</w:t>
-      </w:r>
-      <w:r>
-        <w:t xml:space="preserve"> </w:t>
-      </w:r>
-      <w:r>
-        <w:t xml:space="preserve">(G. Wang et al. 2024; Guo et al. 2024)</w:t>
-      </w:r>
-      <w:r>
-        <w:t xml:space="preserve">. Static hierarchical and structured retrieval reduces the search space through predefined hierarchies, clusters, repositories, or graph structures, improving scalability but relying on structures that are not optimized from downstream selection failures</w:t>
+        <w:t xml:space="preserve">Static routing uses retrieval or inference-time selection without persistently optimizing routing criteria from task feedback. Similarity methods retrieve skills through semantic or lexical matching</w:t>
+      </w:r>
+      <w:r>
+        <w:t xml:space="preserve"> </w:t>
+      </w:r>
+      <w:r>
+        <w:t xml:space="preserve">(G. Wang et al. 2024; Xiao et al. 2026; Su et al. 2026)</w:t>
+      </w:r>
+      <w:r>
+        <w:t xml:space="preserve">, while structured methods organize search through predefined hierarchies or relationships</w:t>
       </w:r>
       <w:r>
         <w:t xml:space="preserve"> </w:t>
@@ -207,7 +199,7 @@
         <w:t xml:space="preserve">(H. Li et al. 2026; Sun, Wei, and Hsieh 2026; F. Wang et al. 2026; Packer et al. 2023; Liang et al. 2026; Liu et al. 2025)</w:t>
       </w:r>
       <w:r>
-        <w:t xml:space="preserve">. Inference-time LLM composition and routing delegates selection, composition, or orchestration to an LLM at inference time, allowing flexible task-dependent decisions but without converting those decisions or failures into persistent improvements to future routing</w:t>
+        <w:t xml:space="preserve">. LLM-based methods select or compose capabilities at inference time</w:t>
       </w:r>
       <w:r>
         <w:t xml:space="preserve"> </w:t>
@@ -216,10 +208,10 @@
         <w:t xml:space="preserve">(T. Chen et al. 2026; T. Xia et al. 2026; Shen et al. 2023; P. Zhou et al. 2024)</w:t>
       </w:r>
       <w:r>
-        <w:t xml:space="preserve">. Overall, these approaches can improve candidate organization and task-time routing, but routing failures are not corrected for future selections. Our approach adapts in black-box and online setting.</w:t>
-      </w:r>
-    </w:p>
-    <w:bookmarkStart w:id="98" w:name="refs"/>
+        <w:t xml:space="preserve">. These approaches support skill routing but do not convert failures into persistent corrections. RouterBSI uses routing failures to refine applicability predicates online in a black-box setting.</w:t>
+      </w:r>
+    </w:p>
+    <w:bookmarkStart w:id="94" w:name="refs"/>
     <w:bookmarkStart w:id="27" w:name="ref-bai2026skilldag"/>
     <w:p>
       <w:pPr>
@@ -1272,12 +1264,51 @@
       </w:r>
     </w:p>
     <w:bookmarkEnd w:id="59"/>
-    <w:bookmarkStart w:id="61" w:name="ref-sun2026corpus2skill"/>
+    <w:bookmarkStart w:id="61" w:name="ref-su2026skillretrieval"/>
     <w:p>
       <w:pPr>
         <w:pStyle w:val="Bibliography"/>
       </w:pPr>
       <w:r>
+        <w:t xml:space="preserve">Su, Weihang, Jianming Long, Qingyao Ai, Qiaozhi He, Yichen Tang, Changyue Wang, Yiteng Tu, Yingbo Wang, and Yiqun Liu. 2026.</w:t>
+      </w:r>
+      <w:r>
+        <w:t xml:space="preserve"> </w:t>
+      </w:r>
+      <w:r>
+        <w:t xml:space="preserve">“Skill Retrieval Augmentation for Agentic</w:t>
+      </w:r>
+      <w:r>
+        <w:t xml:space="preserve"> </w:t>
+      </w:r>
+      <w:r>
+        <w:t xml:space="preserve">AI</w:t>
+      </w:r>
+      <w:r>
+        <w:t xml:space="preserve">.”</w:t>
+      </w:r>
+      <w:r>
+        <w:t xml:space="preserve"> </w:t>
+      </w:r>
+      <w:hyperlink r:id="rId60">
+        <w:r>
+          <w:rPr>
+            <w:rStyle w:val="Hyperlink"/>
+          </w:rPr>
+          <w:t xml:space="preserve">https://arxiv.org/abs/2604.24594</w:t>
+        </w:r>
+      </w:hyperlink>
+      <w:r>
+        <w:t xml:space="preserve">.</w:t>
+      </w:r>
+    </w:p>
+    <w:bookmarkEnd w:id="61"/>
+    <w:bookmarkStart w:id="63" w:name="ref-sun2026corpus2skill"/>
+    <w:p>
+      <w:pPr>
+        <w:pStyle w:val="Bibliography"/>
+      </w:pPr>
+      <w:r>
         <w:t xml:space="preserve">Sun, Yiqun, Pengfei Wei, and Lawrence B. Hsieh. 2026.</w:t>
       </w:r>
       <w:r>
@@ -1310,7 +1341,7 @@
       <w:r>
         <w:t xml:space="preserve"> </w:t>
       </w:r>
-      <w:hyperlink r:id="rId60">
+      <w:hyperlink r:id="rId62">
         <w:r>
           <w:rPr>
             <w:rStyle w:val="Hyperlink"/>
@@ -1322,8 +1353,8 @@
         <w:t xml:space="preserve">.</w:t>
       </w:r>
     </w:p>
-    <w:bookmarkEnd w:id="61"/>
-    <w:bookmarkStart w:id="63" w:name="ref-wang2026graphskill"/>
+    <w:bookmarkEnd w:id="63"/>
+    <w:bookmarkStart w:id="65" w:name="ref-wang2026graphskill"/>
     <w:p>
       <w:pPr>
         <w:pStyle w:val="Bibliography"/>
@@ -1365,7 +1396,7 @@
       <w:r>
         <w:t xml:space="preserve"> </w:t>
       </w:r>
-      <w:hyperlink r:id="rId62">
+      <w:hyperlink r:id="rId64">
         <w:r>
           <w:rPr>
             <w:rStyle w:val="Hyperlink"/>
@@ -1377,8 +1408,8 @@
         <w:t xml:space="preserve">.</w:t>
       </w:r>
     </w:p>
-    <w:bookmarkEnd w:id="63"/>
-    <w:bookmarkStart w:id="65" w:name="ref-wang2024voyager"/>
+    <w:bookmarkEnd w:id="65"/>
+    <w:bookmarkStart w:id="67" w:name="ref-wang2024voyager"/>
     <w:p>
       <w:pPr>
         <w:pStyle w:val="Bibliography"/>
@@ -1414,7 +1445,7 @@
       <w:r>
         <w:t xml:space="preserve"> </w:t>
       </w:r>
-      <w:hyperlink r:id="rId64">
+      <w:hyperlink r:id="rId66">
         <w:r>
           <w:rPr>
             <w:rStyle w:val="Hyperlink"/>
@@ -1426,8 +1457,8 @@
         <w:t xml:space="preserve">.</w:t>
       </w:r>
     </w:p>
-    <w:bookmarkEnd w:id="65"/>
-    <w:bookmarkStart w:id="67" w:name="ref-wang2026sage"/>
+    <w:bookmarkEnd w:id="67"/>
+    <w:bookmarkStart w:id="69" w:name="ref-wang2026sage"/>
     <w:p>
       <w:pPr>
         <w:pStyle w:val="Bibliography"/>
@@ -1463,7 +1494,7 @@
       <w:r>
         <w:t xml:space="preserve"> </w:t>
       </w:r>
-      <w:hyperlink r:id="rId66">
+      <w:hyperlink r:id="rId68">
         <w:r>
           <w:rPr>
             <w:rStyle w:val="Hyperlink"/>
@@ -1475,8 +1506,8 @@
         <w:t xml:space="preserve">.</w:t>
       </w:r>
     </w:p>
-    <w:bookmarkEnd w:id="67"/>
-    <w:bookmarkStart w:id="69" w:name="ref-ICLR2025_b646bdeb"/>
+    <w:bookmarkEnd w:id="69"/>
+    <w:bookmarkStart w:id="71" w:name="ref-ICLR2025_b646bdeb"/>
     <w:p>
       <w:pPr>
         <w:pStyle w:val="Bibliography"/>
@@ -1518,7 +1549,7 @@
       <w:r>
         <w:t xml:space="preserve"> </w:t>
       </w:r>
-      <w:hyperlink r:id="rId68">
+      <w:hyperlink r:id="rId70">
         <w:r>
           <w:rPr>
             <w:rStyle w:val="Hyperlink"/>
@@ -1530,8 +1561,8 @@
         <w:t xml:space="preserve">.</w:t>
       </w:r>
     </w:p>
-    <w:bookmarkEnd w:id="69"/>
-    <w:bookmarkStart w:id="71" w:name="ref-wang2026skillisnotdocument"/>
+    <w:bookmarkEnd w:id="71"/>
+    <w:bookmarkStart w:id="73" w:name="ref-wang2026skillisnotdocument"/>
     <w:p>
       <w:pPr>
         <w:pStyle w:val="Bibliography"/>
@@ -1560,61 +1591,12 @@
       <w:r>
         <w:t xml:space="preserve"> </w:t>
       </w:r>
-      <w:hyperlink r:id="rId70">
+      <w:hyperlink r:id="rId72">
         <w:r>
           <w:rPr>
             <w:rStyle w:val="Hyperlink"/>
           </w:rPr>
           <w:t xml:space="preserve">https://arxiv.org/abs/2606.03565</w:t>
-        </w:r>
-      </w:hyperlink>
-      <w:r>
-        <w:t xml:space="preserve">.</w:t>
-      </w:r>
-    </w:p>
-    <w:bookmarkEnd w:id="71"/>
-    <w:bookmarkStart w:id="73" w:name="ref-wang2025inducing"/>
-    <w:p>
-      <w:pPr>
-        <w:pStyle w:val="Bibliography"/>
-      </w:pPr>
-      <w:r>
-        <w:t xml:space="preserve">Wang, Zora Zhiruo, Apurva Gandhi, Graham Neubig, and Daniel Fried. 2025.</w:t>
-      </w:r>
-      <w:r>
-        <w:t xml:space="preserve"> </w:t>
-      </w:r>
-      <w:r>
-        <w:t xml:space="preserve">“Inducing Programmatic Skills for Agentic Tasks.”</w:t>
-      </w:r>
-      <w:r>
-        <w:t xml:space="preserve"> </w:t>
-      </w:r>
-      <w:r>
-        <w:t xml:space="preserve">In</w:t>
-      </w:r>
-      <w:r>
-        <w:t xml:space="preserve"> </w:t>
-      </w:r>
-      <w:r>
-        <w:rPr>
-          <w:i/>
-          <w:iCs/>
-        </w:rPr>
-        <w:t xml:space="preserve">Conference on Language Modeling</w:t>
-      </w:r>
-      <w:r>
-        <w:t xml:space="preserve">.</w:t>
-      </w:r>
-      <w:r>
-        <w:t xml:space="preserve"> </w:t>
-      </w:r>
-      <w:hyperlink r:id="rId72">
-        <w:r>
-          <w:rPr>
-            <w:rStyle w:val="Hyperlink"/>
-          </w:rPr>
-          <w:t xml:space="preserve">https://openreview.net/forum?id=lsAY6fWsog</w:t>
         </w:r>
       </w:hyperlink>
       <w:r>
@@ -1791,13 +1773,13 @@
       </w:r>
     </w:p>
     <w:bookmarkEnd w:id="81"/>
-    <w:bookmarkStart w:id="83" w:name="X3991e5c1cff0ce27a865d11804560ea7a12b6db"/>
+    <w:bookmarkStart w:id="83" w:name="Xe95004eb6426d0de4e78327802c5fca6ef3a610"/>
     <w:p>
       <w:pPr>
         <w:pStyle w:val="Bibliography"/>
       </w:pPr>
       <w:r>
-        <w:t xml:space="preserve">Xiao, Yunzhong, Yangmin Li, Hewei Wang, Yunlong Tang, and Zora Zhiruo Wang. 2025.</w:t>
+        <w:t xml:space="preserve">Xiao, Jinying, Bin Li, Xiaopeng Li, Jianling Li, Jiacheng Jie, Xiaodong Liu, Ma Jun, Chao Wang, Nyima Tashi, and Jie Yu. 2026.</w:t>
       </w:r>
       <w:r>
         <w:t xml:space="preserve"> </w:t>
@@ -1806,10 +1788,10 @@
         <w:t xml:space="preserve">“</w:t>
       </w:r>
       <w:r>
-        <w:t xml:space="preserve">ToolMem</w:t>
-      </w:r>
-      <w:r>
-        <w:t xml:space="preserve">: Enhancing Multimodal Agents with Learnable Tool Capability Memory.”</w:t>
+        <w:t xml:space="preserve">SkillSight</w:t>
+      </w:r>
+      <w:r>
+        <w:t xml:space="preserve">: Calibrating Generic Content Bias for Skill Retrieval.”</w:t>
       </w:r>
       <w:r>
         <w:t xml:space="preserve"> </w:t>
@@ -1819,7 +1801,7 @@
           <w:rPr>
             <w:rStyle w:val="Hyperlink"/>
           </w:rPr>
-          <w:t xml:space="preserve">https://arxiv.org/abs/2510.06664</w:t>
+          <w:t xml:space="preserve">https://arxiv.org/abs/2607.18785</w:t>
         </w:r>
       </w:hyperlink>
       <w:r>
@@ -1827,13 +1809,13 @@
       </w:r>
     </w:p>
     <w:bookmarkEnd w:id="83"/>
-    <w:bookmarkStart w:id="85" w:name="ref-NEURIPS2025_136a45cd"/>
+    <w:bookmarkStart w:id="85" w:name="ref-zhang2026memskill"/>
     <w:p>
       <w:pPr>
         <w:pStyle w:val="Bibliography"/>
       </w:pPr>
       <w:r>
-        <w:t xml:space="preserve">Zhang, Guibin, Muxin Fu, Kun Wang, Frank Wan, Miao Yu, and Shuicheng Yan. 2025.</w:t>
+        <w:t xml:space="preserve">Zhang, Haozhen, Quanyu Long, Jianzhu Bao, Tao Feng, Weizhi Zhang, Haodong Yue, and Wenya Wang. 2026.</w:t>
       </w:r>
       <w:r>
         <w:t xml:space="preserve"> </w:t>
@@ -1842,10 +1824,10 @@
         <w:t xml:space="preserve">“</w:t>
       </w:r>
       <w:r>
-        <w:t xml:space="preserve">G-Memory</w:t>
-      </w:r>
-      <w:r>
-        <w:t xml:space="preserve">: Tracing Hierarchical Memory for Multi-Agent Systems.”</w:t>
+        <w:t xml:space="preserve">MemSkill</w:t>
+      </w:r>
+      <w:r>
+        <w:t xml:space="preserve">: Learning and Evolving Memory Skills for Self-Evolving Agents.”</w:t>
       </w:r>
       <w:r>
         <w:t xml:space="preserve"> </w:t>
@@ -1864,67 +1846,12 @@
         <w:t xml:space="preserve">Advances in Neural Information Processing Systems</w:t>
       </w:r>
       <w:r>
-        <w:t xml:space="preserve">, 38, Main Conference:12988–3018. Curran Associates, Inc.</w:t>
+        <w:t xml:space="preserve">.</w:t>
       </w:r>
       <w:r>
         <w:t xml:space="preserve"> </w:t>
       </w:r>
       <w:hyperlink r:id="rId84">
-        <w:r>
-          <w:rPr>
-            <w:rStyle w:val="Hyperlink"/>
-          </w:rPr>
-          <w:t xml:space="preserve">https://doi.org/10.52202/085713-0439</w:t>
-        </w:r>
-      </w:hyperlink>
-      <w:r>
-        <w:t xml:space="preserve">.</w:t>
-      </w:r>
-    </w:p>
-    <w:bookmarkEnd w:id="85"/>
-    <w:bookmarkStart w:id="87" w:name="ref-zhang2026memskill"/>
-    <w:p>
-      <w:pPr>
-        <w:pStyle w:val="Bibliography"/>
-      </w:pPr>
-      <w:r>
-        <w:t xml:space="preserve">Zhang, Haozhen, Quanyu Long, Jianzhu Bao, Tao Feng, Weizhi Zhang, Haodong Yue, and Wenya Wang. 2026.</w:t>
-      </w:r>
-      <w:r>
-        <w:t xml:space="preserve"> </w:t>
-      </w:r>
-      <w:r>
-        <w:t xml:space="preserve">“</w:t>
-      </w:r>
-      <w:r>
-        <w:t xml:space="preserve">MemSkill</w:t>
-      </w:r>
-      <w:r>
-        <w:t xml:space="preserve">: Learning and Evolving Memory Skills for Self-Evolving Agents.”</w:t>
-      </w:r>
-      <w:r>
-        <w:t xml:space="preserve"> </w:t>
-      </w:r>
-      <w:r>
-        <w:t xml:space="preserve">In</w:t>
-      </w:r>
-      <w:r>
-        <w:t xml:space="preserve"> </w:t>
-      </w:r>
-      <w:r>
-        <w:rPr>
-          <w:i/>
-          <w:iCs/>
-        </w:rPr>
-        <w:t xml:space="preserve">Advances in Neural Information Processing Systems</w:t>
-      </w:r>
-      <w:r>
-        <w:t xml:space="preserve">.</w:t>
-      </w:r>
-      <w:r>
-        <w:t xml:space="preserve"> </w:t>
-      </w:r>
-      <w:hyperlink r:id="rId86">
         <w:r>
           <w:rPr>
             <w:rStyle w:val="Hyperlink"/>
@@ -1936,8 +1863,8 @@
         <w:t xml:space="preserve">.</w:t>
       </w:r>
     </w:p>
-    <w:bookmarkEnd w:id="87"/>
-    <w:bookmarkStart w:id="89" w:name="ref-zhang-etal-2025-toolexpnet"/>
+    <w:bookmarkEnd w:id="85"/>
+    <w:bookmarkStart w:id="87" w:name="ref-zhang-etal-2025-toolexpnet"/>
     <w:p>
       <w:pPr>
         <w:pStyle w:val="Bibliography"/>
@@ -1991,7 +1918,7 @@
       <w:r>
         <w:t xml:space="preserve"> </w:t>
       </w:r>
-      <w:hyperlink r:id="rId88">
+      <w:hyperlink r:id="rId86">
         <w:r>
           <w:rPr>
             <w:rStyle w:val="Hyperlink"/>
@@ -2003,14 +1930,14 @@
         <w:t xml:space="preserve">.</w:t>
       </w:r>
     </w:p>
-    <w:bookmarkEnd w:id="89"/>
-    <w:bookmarkStart w:id="91" w:name="ref-zheng2025skillweaver"/>
+    <w:bookmarkEnd w:id="87"/>
+    <w:bookmarkStart w:id="89" w:name="ref-zheng2026skillrouter"/>
     <w:p>
       <w:pPr>
         <w:pStyle w:val="Bibliography"/>
       </w:pPr>
       <w:r>
-        <w:t xml:space="preserve">Zheng, Boyuan, Michael Y. Fatemi, Xiaolong Jin, Zora Zhiruo Wang, Apurva Gandhi, Yueqi Song, Yu Gu, et al. 2025.</w:t>
+        <w:t xml:space="preserve">Zheng, YanZhao, ZhenTao Zhang, Chao Ma, YuanQiang Yu, JiHuai Zhu, Yong Wu, Tianze Xu, et al. 2026.</w:t>
       </w:r>
       <w:r>
         <w:t xml:space="preserve"> </w:t>
@@ -2019,42 +1946,6 @@
         <w:t xml:space="preserve">“</w:t>
       </w:r>
       <w:r>
-        <w:t xml:space="preserve">SkillWeaver</w:t>
-      </w:r>
-      <w:r>
-        <w:t xml:space="preserve">: Web Agents Can Self-Improve by Discovering and Honing Skills.”</w:t>
-      </w:r>
-      <w:r>
-        <w:t xml:space="preserve"> </w:t>
-      </w:r>
-      <w:hyperlink r:id="rId90">
-        <w:r>
-          <w:rPr>
-            <w:rStyle w:val="Hyperlink"/>
-          </w:rPr>
-          <w:t xml:space="preserve">https://arxiv.org/abs/2504.07079</w:t>
-        </w:r>
-      </w:hyperlink>
-      <w:r>
-        <w:t xml:space="preserve">.</w:t>
-      </w:r>
-    </w:p>
-    <w:bookmarkEnd w:id="91"/>
-    <w:bookmarkStart w:id="93" w:name="ref-zheng2026skillrouter"/>
-    <w:p>
-      <w:pPr>
-        <w:pStyle w:val="Bibliography"/>
-      </w:pPr>
-      <w:r>
-        <w:t xml:space="preserve">Zheng, YanZhao, ZhenTao Zhang, Chao Ma, YuanQiang Yu, JiHuai Zhu, Yong Wu, Tianze Xu, et al. 2026.</w:t>
-      </w:r>
-      <w:r>
-        <w:t xml:space="preserve"> </w:t>
-      </w:r>
-      <w:r>
-        <w:t xml:space="preserve">“</w:t>
-      </w:r>
-      <w:r>
         <w:t xml:space="preserve">SkillRouter</w:t>
       </w:r>
       <w:r>
@@ -2075,7 +1966,7 @@
       <w:r>
         <w:t xml:space="preserve"> </w:t>
       </w:r>
-      <w:hyperlink r:id="rId92">
+      <w:hyperlink r:id="rId88">
         <w:r>
           <w:rPr>
             <w:rStyle w:val="Hyperlink"/>
@@ -2087,8 +1978,8 @@
         <w:t xml:space="preserve">.</w:t>
       </w:r>
     </w:p>
-    <w:bookmarkEnd w:id="93"/>
-    <w:bookmarkStart w:id="95" w:name="ref-zhou2026mementoskills"/>
+    <w:bookmarkEnd w:id="89"/>
+    <w:bookmarkStart w:id="91" w:name="ref-zhou2026mementoskills"/>
     <w:p>
       <w:pPr>
         <w:pStyle w:val="Bibliography"/>
@@ -2111,7 +2002,7 @@
       <w:r>
         <w:t xml:space="preserve"> </w:t>
       </w:r>
-      <w:hyperlink r:id="rId94">
+      <w:hyperlink r:id="rId90">
         <w:r>
           <w:rPr>
             <w:rStyle w:val="Hyperlink"/>
@@ -2123,8 +2014,8 @@
         <w:t xml:space="preserve">.</w:t>
       </w:r>
     </w:p>
-    <w:bookmarkEnd w:id="95"/>
-    <w:bookmarkStart w:id="97" w:name="ref-NEURIPS2024_e41efb03"/>
+    <w:bookmarkEnd w:id="91"/>
+    <w:bookmarkStart w:id="93" w:name="ref-NEURIPS2024_e41efb03"/>
     <w:p>
       <w:pPr>
         <w:pStyle w:val="Bibliography"/>
@@ -2166,7 +2057,7 @@
       <w:r>
         <w:t xml:space="preserve"> </w:t>
       </w:r>
-      <w:hyperlink r:id="rId96">
+      <w:hyperlink r:id="rId92">
         <w:r>
           <w:rPr>
             <w:rStyle w:val="Hyperlink"/>
@@ -2178,10 +2069,10 @@
         <w:t xml:space="preserve">.</w:t>
       </w:r>
     </w:p>
-    <w:bookmarkEnd w:id="97"/>
-    <w:bookmarkEnd w:id="98"/>
-    <w:bookmarkEnd w:id="99"/>
-    <w:bookmarkEnd w:id="100"/>
+    <w:bookmarkEnd w:id="93"/>
+    <w:bookmarkEnd w:id="94"/>
+    <w:bookmarkEnd w:id="95"/>
+    <w:bookmarkEnd w:id="96"/>
     <w:sectPr>
       <w:footnotePr>
         <w:numRestart w:val="eachSect"/>
